--- a/CURSOS/INNOVACION/LABORATORIOS/GTAL-S08-OMEDINA-2026-02.docx
+++ b/CURSOS/INNOVACION/LABORATORIOS/GTAL-S08-OMEDINA-2026-02.docx
@@ -313,7 +313,7 @@
                 <w:szCs w:val="24"/>
                 <w:lang w:val="es-419"/>
               </w:rPr>
-              <w:t>1.-</w:t>
+              <w:t>1.- Cary Bernal, Tomás Gabriel  (coordinador)</w:t>
             </w:r>
           </w:p>
         </w:tc>
@@ -361,7 +361,7 @@
                 <w:szCs w:val="24"/>
                 <w:lang w:val="es-419"/>
               </w:rPr>
-              <w:t>2.-</w:t>
+              <w:t>2.- Zela Contreras, Heidi Nicole</w:t>
             </w:r>
           </w:p>
         </w:tc>
@@ -409,7 +409,7 @@
                 <w:szCs w:val="24"/>
                 <w:lang w:val="es-419"/>
               </w:rPr>
-              <w:t>3.-</w:t>
+              <w:t>3.- Rosas Quispe, Pernel Sebastián</w:t>
             </w:r>
           </w:p>
         </w:tc>
@@ -457,7 +457,7 @@
                 <w:szCs w:val="24"/>
                 <w:lang w:val="es-419"/>
               </w:rPr>
-              <w:t>4.-</w:t>
+              <w:t>4.- Apaza Cano, Daniela Grecia</w:t>
             </w:r>
           </w:p>
         </w:tc>
@@ -668,6 +668,9 @@
                 <w:lang w:val="es-419"/>
               </w:rPr>
             </w:pPr>
+            <w:r>
+              <w:t>2026-02</w:t>
+            </w:r>
           </w:p>
         </w:tc>
         <w:tc>
@@ -1330,63 +1333,63 @@
               <w:rPr>
                 <w:lang w:val="es-419"/>
               </w:rPr>
-              <w:t>En este cuadrante escribe qu</w:t>
-            </w:r>
-            <w:r>
-              <w:rPr>
-                <w:lang w:val="es-419"/>
-              </w:rPr>
-              <w:t>é</w:t>
-            </w:r>
-            <w:r>
-              <w:rPr>
-                <w:lang w:val="es-419"/>
-              </w:rPr>
-              <w:t xml:space="preserve"> es lo que </w:t>
-            </w:r>
-            <w:r>
-              <w:rPr>
-                <w:lang w:val="es-419"/>
-              </w:rPr>
-              <w:t>l</w:t>
-            </w:r>
-            <w:r>
-              <w:rPr>
-                <w:lang w:val="es-419"/>
-              </w:rPr>
-              <w:t>e</w:t>
-            </w:r>
-            <w:r>
-              <w:rPr>
-                <w:lang w:val="es-419"/>
-              </w:rPr>
-              <w:t>s</w:t>
-            </w:r>
-            <w:r>
-              <w:rPr>
-                <w:lang w:val="es-419"/>
-              </w:rPr>
-              <w:t xml:space="preserve"> pareció más </w:t>
-            </w:r>
-            <w:r>
-              <w:rPr>
-                <w:b/>
-                <w:bCs/>
-                <w:lang w:val="es-419"/>
-              </w:rPr>
-              <w:t>interesante</w:t>
-            </w:r>
-            <w:r>
-              <w:rPr>
-                <w:lang w:val="es-419"/>
-              </w:rPr>
-              <w:t xml:space="preserve"> a </w:t>
-            </w:r>
-            <w:r>
-              <w:rPr>
-                <w:lang w:val="es-419"/>
-              </w:rPr>
-              <w:t>los integrantes de tu equipo.</w:t>
+              <w:t>ADVERTENCIA DE ALCANCE: lo registrado aquí son reacciones espontáneas recogidas durante las entrevistas de campo al describir la propuesta. NO es todavía un test de usabilidad del prototipo; ese está programado y sus criterios se declaran más abajo.</w:t>
+              <w:br/>
+              <w:br/>
+              <w:t>• La idea de invertir el orden del trabajo —que el sistema planifique y el docente solo enseñe— fue la que más entusiasmo generó: “ese es el sueño”, “una maravilla”, y una docente llegó a decir que lo haría gratis.</w:t>
+              <w:br/>
+              <w:t>• Gustó que la planificación se entregue hecha y no como un asistente que ayuda a hacerla. Se mencionó como referencia que el Estado antes entregaba las programaciones ya elaboradas.</w:t>
+              <w:br/>
+              <w:t>• Gustó la generación por mes antes que por día: “la IA al mes les da las sesiones”.</w:t>
+              <w:br/>
+              <w:t>• Gustó que el sistema no califique y que la decisión siga siendo del docente.</w:t>
+            </w:r>
+            <w:r>
+              <w:rPr>
+                <w:lang w:val="es-419"/>
+              </w:rPr>
+            </w:r>
+            <w:r>
+              <w:rPr>
+                <w:lang w:val="es-419"/>
+              </w:rPr>
+            </w:r>
+            <w:r>
+              <w:rPr>
+                <w:lang w:val="es-419"/>
+              </w:rPr>
+            </w:r>
+            <w:r>
+              <w:rPr>
+                <w:lang w:val="es-419"/>
+              </w:rPr>
+            </w:r>
+            <w:r>
+              <w:rPr>
+                <w:lang w:val="es-419"/>
+              </w:rPr>
+            </w:r>
+            <w:r>
+              <w:rPr>
+                <w:lang w:val="es-419"/>
+              </w:rPr>
+            </w:r>
+            <w:r>
+              <w:rPr>
+                <w:b/>
+                <w:bCs/>
+                <w:lang w:val="es-419"/>
+              </w:rPr>
+            </w:r>
+            <w:r>
+              <w:rPr>
+                <w:lang w:val="es-419"/>
+              </w:rPr>
+            </w:r>
+            <w:r>
+              <w:rPr>
+                <w:lang w:val="es-419"/>
+              </w:rPr>
             </w:r>
           </w:p>
         </w:tc>
@@ -1408,33 +1411,37 @@
                 <w:bCs/>
                 <w:lang w:val="es-419"/>
               </w:rPr>
-              <w:t>C</w:t>
-            </w:r>
-            <w:r>
-              <w:rPr>
-                <w:b/>
-                <w:bCs/>
-                <w:lang w:val="es-419"/>
-              </w:rPr>
-              <w:t>ritiquen</w:t>
-            </w:r>
-            <w:r>
-              <w:rPr>
-                <w:lang w:val="es-419"/>
-              </w:rPr>
-              <w:t xml:space="preserve"> </w:t>
-            </w:r>
-            <w:r>
-              <w:rPr>
-                <w:lang w:val="es-419"/>
-              </w:rPr>
-              <w:t>s</w:t>
-            </w:r>
-            <w:r>
-              <w:rPr>
-                <w:lang w:val="es-419"/>
-              </w:rPr>
-              <w:t>u producto o servicio, no vendas y anota las observaciones que hacen a tu solución innovadora y a tu prototipo.</w:t>
+              <w:t>• La crítica más valiosa fue un desmentido directo: al plantear que las sesiones no estaban orientadas a los concursos, una docente respondió “eso es falso”, y explicó que se basan en una programación y calendarización nacional. Corrigió una premisa equivocada del equipo.</w:t>
+              <w:br/>
+              <w:t>• Una docente no encontró ningún proceso que le moleste, ni pedagógico ni administrativo. Es el caso negativo del proyecto y delimita a quién sirve la propuesta.</w:t>
+              <w:br/>
+              <w:t>• Sobre la idea de un canal de comunicación con familias: “es demasiada carga laboral para un docente, es estresante”. Nos hizo cambiar el enfoque de mensajería a constancia de respuesta con horario visible.</w:t>
+              <w:br/>
+              <w:t>• El perfil de educación física señaló que su dolor principal es otro: la colisión de actividades externas de UGEL y municipio, no la planificación.</w:t>
+              <w:br/>
+              <w:t>• Autocrítica del equipo: en varias entrevistas se anunció la conclusión antes de preguntar (“se ha concluido que el principal problema es el desinterés de los padres, ¿es verdad eso?”). Eso induce la respuesta y obliga a descartar ese hallazgo como evidencia independiente.</w:t>
+            </w:r>
+            <w:r>
+              <w:rPr>
+                <w:b/>
+                <w:bCs/>
+                <w:lang w:val="es-419"/>
+              </w:rPr>
+            </w:r>
+            <w:r>
+              <w:rPr>
+                <w:lang w:val="es-419"/>
+              </w:rPr>
+            </w:r>
+            <w:r>
+              <w:rPr>
+                <w:lang w:val="es-419"/>
+              </w:rPr>
+            </w:r>
+            <w:r>
+              <w:rPr>
+                <w:lang w:val="es-419"/>
+              </w:rPr>
             </w:r>
           </w:p>
         </w:tc>
@@ -1509,21 +1516,25 @@
               <w:rPr>
                 <w:lang w:val="es-419"/>
               </w:rPr>
-              <w:t>Las personas van a</w:t>
-            </w:r>
-            <w:r>
-              <w:rPr>
-                <w:b/>
-                <w:bCs/>
-                <w:lang w:val="es-419"/>
-              </w:rPr>
-              <w:t xml:space="preserve"> preguntar</w:t>
-            </w:r>
-            <w:r>
-              <w:rPr>
-                <w:lang w:val="es-419"/>
-              </w:rPr>
-              <w:t xml:space="preserve"> sobre cosas que no entienden, anota esas preguntas, te van a servir para mejorar tu pitch.</w:t>
+              <w:t>• “¿Alguien habrá pensado en esto?” y “¿se podrá hacer?”, al plantear la separación entre planificar, enseñar y evaluar.</w:t>
+              <w:br/>
+              <w:t>• ¿Quién se encarga de que las sesiones generadas se conecten con los cuadernos del Ministerio? Es requisito duro: si la sesión no se conecta al cuaderno del Estado, se descarta.</w:t>
+              <w:br/>
+              <w:t>• ¿Qué pasa con los estudiantes que requieren adaptación y no tienen diagnóstico oficial?</w:t>
+              <w:br/>
+              <w:t>• ¿El sistema sirve si el currículo cambia? Una fuente mencionó un posible cambio a un enfoque por contenidos. Pendiente de verificar en fuentes oficiales del Minedu.</w:t>
+            </w:r>
+            <w:r>
+              <w:rPr>
+                <w:b/>
+                <w:bCs/>
+                <w:lang w:val="es-419"/>
+              </w:rPr>
+            </w:r>
+            <w:r>
+              <w:rPr>
+                <w:lang w:val="es-419"/>
+              </w:rPr>
             </w:r>
           </w:p>
         </w:tc>
@@ -1543,39 +1554,40 @@
               <w:rPr>
                 <w:lang w:val="es-419"/>
               </w:rPr>
-              <w:t>Tu equipo</w:t>
-            </w:r>
-            <w:r>
-              <w:rPr>
-                <w:lang w:val="es-419"/>
-              </w:rPr>
-              <w:t xml:space="preserve"> va a dar </w:t>
-            </w:r>
-            <w:r>
-              <w:rPr>
-                <w:b/>
-                <w:bCs/>
-                <w:lang w:val="es-419"/>
-              </w:rPr>
-              <w:t>sugerencias</w:t>
-            </w:r>
-            <w:r>
-              <w:rPr>
-                <w:lang w:val="es-419"/>
-              </w:rPr>
-              <w:t xml:space="preserve"> luego de criticar si no lo hacen estimula que lo hagan con la pregunta ¿Qué harías tú? </w:t>
-            </w:r>
-            <w:r>
-              <w:rPr>
-                <w:lang w:val="es-419"/>
-              </w:rPr>
-              <w:t>y</w:t>
-            </w:r>
-            <w:r>
-              <w:rPr>
-                <w:lang w:val="es-419"/>
-              </w:rPr>
-              <w:t xml:space="preserve"> anota las respuestas.</w:t>
+              <w:t>• Que el sistema absorba las interrupciones: “el sistema debe ser capaz de regular las sesiones interrumpidas” cuando la UGEL u otra entidad desplaza la clase. Dio origen a la épica de replanificación.</w:t>
+              <w:br/>
+              <w:t>• Que exista una unidad diagnóstica inicial donde el docente cargue el nivel y las condiciones de cada estudiante, y que el resto del mes se genere en función de ese diagnóstico.</w:t>
+              <w:br/>
+              <w:t>• Que el sistema también apoye la evaluación, no solo la planificación.</w:t>
+              <w:br/>
+              <w:t>• Fusionar una actividad exigida por la UGEL con una unidad ya programada, para cumplir ambas con una sola actividad (aporte del perfil de educación física).</w:t>
+            </w:r>
+            <w:r>
+              <w:rPr>
+                <w:lang w:val="es-419"/>
+              </w:rPr>
+            </w:r>
+            <w:r>
+              <w:rPr>
+                <w:b/>
+                <w:bCs/>
+                <w:lang w:val="es-419"/>
+              </w:rPr>
+            </w:r>
+            <w:r>
+              <w:rPr>
+                <w:lang w:val="es-419"/>
+              </w:rPr>
+            </w:r>
+            <w:r>
+              <w:rPr>
+                <w:lang w:val="es-419"/>
+              </w:rPr>
+            </w:r>
+            <w:r>
+              <w:rPr>
+                <w:lang w:val="es-419"/>
+              </w:rPr>
             </w:r>
           </w:p>
         </w:tc>
@@ -1713,6 +1725,9 @@
                 <w:lang w:val="es-419"/>
               </w:rPr>
             </w:pPr>
+            <w:r>
+              <w:t>(pegar enlace del tablero de MIRO con la malla receptora)</w:t>
+            </w:r>
           </w:p>
         </w:tc>
       </w:tr>
@@ -2155,6 +2170,9 @@
                 <w:lang w:val="es-419"/>
               </w:rPr>
             </w:pPr>
+            <w:r>
+              <w:t>Docente de aula de primaria pública (entrevista en profundidad)</w:t>
+            </w:r>
           </w:p>
         </w:tc>
         <w:tc>
@@ -2171,6 +2189,9 @@
                 <w:lang w:val="es-419"/>
               </w:rPr>
             </w:pPr>
+            <w:r>
+              <w:t>Que el material del día siguiente ya exista y solo haya que revisarlo.</w:t>
+            </w:r>
           </w:p>
         </w:tc>
         <w:tc>
@@ -2187,6 +2208,9 @@
                 <w:lang w:val="es-419"/>
               </w:rPr>
             </w:pPr>
+            <w:r>
+              <w:t>¿Cómo se garantiza que la sesión se conecte con los cuadernos del Ministerio?</w:t>
+            </w:r>
           </w:p>
         </w:tc>
         <w:tc>
@@ -2203,6 +2227,9 @@
                 <w:lang w:val="es-419"/>
               </w:rPr>
             </w:pPr>
+            <w:r>
+              <w:t>La IA genérica “vota” información que no se contextualiza y con faltas de ortografía.</w:t>
+            </w:r>
           </w:p>
         </w:tc>
         <w:tc>
@@ -2219,6 +2246,9 @@
                 <w:lang w:val="es-419"/>
               </w:rPr>
             </w:pPr>
+            <w:r>
+              <w:t>Que la generación sea mensual y se dispare al aprobar la unidad.</w:t>
+            </w:r>
           </w:p>
         </w:tc>
       </w:tr>
@@ -2261,6 +2291,9 @@
                 <w:lang w:val="es-419"/>
               </w:rPr>
             </w:pPr>
+            <w:r>
+              <w:t>Cargo directivo, institución con inicial, primaria y secundaria</w:t>
+            </w:r>
           </w:p>
         </w:tc>
         <w:tc>
@@ -2277,6 +2310,9 @@
                 <w:lang w:val="es-419"/>
               </w:rPr>
             </w:pPr>
+            <w:r>
+              <w:t>Que el colectivo llegue preparado sin depender de la voluntad individual.</w:t>
+            </w:r>
           </w:p>
         </w:tc>
         <w:tc>
@@ -2293,6 +2329,9 @@
                 <w:lang w:val="es-419"/>
               </w:rPr>
             </w:pPr>
+            <w:r>
+              <w:t>¿Sirve si el currículo cambia a un enfoque por contenidos el próximo año?</w:t>
+            </w:r>
           </w:p>
         </w:tc>
         <w:tc>
@@ -2309,6 +2348,9 @@
                 <w:lang w:val="es-419"/>
               </w:rPr>
             </w:pPr>
+            <w:r>
+              <w:t>Prepararse es tedioso y nadie enseña a hacerlo; parte del colectivo deja de prepararse.</w:t>
+            </w:r>
           </w:p>
         </w:tc>
         <w:tc>
@@ -2325,6 +2367,9 @@
                 <w:lang w:val="es-419"/>
               </w:rPr>
             </w:pPr>
+            <w:r>
+              <w:t>Que el Estado o el sistema entregue la programación hecha, como se hacía antes.</w:t>
+            </w:r>
           </w:p>
         </w:tc>
       </w:tr>
@@ -2367,6 +2412,9 @@
                 <w:lang w:val="es-419"/>
               </w:rPr>
             </w:pPr>
+            <w:r>
+              <w:t>Docente de educación física, 1.º a 6.º</w:t>
+            </w:r>
           </w:p>
         </w:tc>
         <w:tc>
@@ -2383,6 +2431,9 @@
                 <w:lang w:val="es-419"/>
               </w:rPr>
             </w:pPr>
+            <w:r>
+              <w:t>Cumplir su programación anual pese a las actividades externas.</w:t>
+            </w:r>
           </w:p>
         </w:tc>
         <w:tc>
@@ -2399,6 +2450,9 @@
                 <w:lang w:val="es-419"/>
               </w:rPr>
             </w:pPr>
+            <w:r>
+              <w:t>¿El sistema contempla las actividades que llegan de UGEL y municipio?</w:t>
+            </w:r>
           </w:p>
         </w:tc>
         <w:tc>
@@ -2415,6 +2469,9 @@
                 <w:lang w:val="es-419"/>
               </w:rPr>
             </w:pPr>
+            <w:r>
+              <w:t>Su dolor principal no es la planificación: es la colisión de actividades.</w:t>
+            </w:r>
           </w:p>
         </w:tc>
         <w:tc>
@@ -2431,6 +2488,9 @@
                 <w:lang w:val="es-419"/>
               </w:rPr>
             </w:pPr>
+            <w:r>
+              <w:t>Fusionar la exigencia externa con una unidad ya programada.</w:t>
+            </w:r>
           </w:p>
         </w:tc>
       </w:tr>
@@ -2472,6 +2532,9 @@
                 <w:lang w:val="es-419"/>
               </w:rPr>
             </w:pPr>
+            <w:r>
+              <w:t>PENDIENTE: completar hasta 20 registros durante el test de usabilidad del prototipo.</w:t>
+            </w:r>
           </w:p>
         </w:tc>
         <w:tc>
@@ -2706,6 +2769,21 @@
                 <w:lang w:val="es-419"/>
               </w:rPr>
             </w:pPr>
+            <w:r>
+              <w:t>DISEÑO DEL TEST FORMAL (pendiente de ejecución, criterios fijados antes de construir para no ajustarlos después al resultado):</w:t>
+              <w:br/>
+              <w:t>• Participantes: al menos 3 docentes de aula de primaria pública.</w:t>
+              <w:br/>
+              <w:t>• Tarea real: revisar y aprobar el paquete completo de un día —2 sesiones, 2 fichas diferenciadas y 2 instrumentos— hasta dejarlo listo para imprimir.</w:t>
+              <w:br/>
+              <w:t>• Métrica principal: tiempo total por tarea, con un criterio de éxito de 20 minutos o menos.</w:t>
+              <w:br/>
+              <w:t>• Métricas secundarias: número de pasos, escala de usabilidad SUS, y tasa de edición por tipo de artefacto, es decir cuánto de lo generado el docente reescribe.</w:t>
+              <w:br/>
+              <w:t>• Línea base de comparación: registro de tiempos de una semana con 2 o 3 docentes, midiendo su flujo actual. Es trabajo pendiente y sin él la cifra de 20 minutos no tiene contra qué compararse.</w:t>
+              <w:br/>
+              <w:t>• Criterio de interpretación acordado: si la tasa de edición resulta alta, es un resultado publicable —la IA genérica no basta— y no un fracaso que haya que ocultar.</w:t>
+            </w:r>
           </w:p>
         </w:tc>
       </w:tr>
@@ -2777,49 +2855,49 @@
           <w:szCs w:val="24"/>
           <w:lang w:val="es-419"/>
         </w:rPr>
-        <w:t>1.-</w:t>
-      </w:r>
-    </w:p>
-    <w:p>
-      <w:pPr>
-        <w:rPr>
-          <w:b/>
-          <w:bCs/>
-          <w:sz w:val="24"/>
-          <w:szCs w:val="24"/>
-          <w:lang w:val="es-419"/>
-        </w:rPr>
-      </w:pPr>
-      <w:r>
-        <w:rPr>
-          <w:b/>
-          <w:bCs/>
-          <w:sz w:val="24"/>
-          <w:szCs w:val="24"/>
-          <w:lang w:val="es-419"/>
-        </w:rPr>
-        <w:t>2.-</w:t>
-      </w:r>
-    </w:p>
-    <w:p>
-      <w:pPr>
-        <w:rPr>
-          <w:b/>
-          <w:bCs/>
-          <w:sz w:val="24"/>
-          <w:szCs w:val="24"/>
-          <w:lang w:val="es-419"/>
-        </w:rPr>
-      </w:pPr>
-      <w:r>
-        <w:rPr>
-          <w:b/>
-          <w:bCs/>
-          <w:sz w:val="24"/>
-          <w:szCs w:val="24"/>
-          <w:lang w:val="es-419"/>
-        </w:rPr>
-        <w:t>3.-</w:t>
+        <w:t>La crítica más útil del testeo fue la que desmintió una premisa del equipo: al afirmar que las sesiones no se orientan a los concursos, una docente respondió “eso es falso” y explicó la calendarización nacional. Un testeo que solo recoge elogios no sirve para nada.</w:t>
+      </w:r>
+    </w:p>
+    <w:p>
+      <w:pPr>
+        <w:rPr>
+          <w:b/>
+          <w:bCs/>
+          <w:sz w:val="24"/>
+          <w:szCs w:val="24"/>
+          <w:lang w:val="es-419"/>
+        </w:rPr>
+      </w:pPr>
+      <w:r>
+        <w:rPr>
+          <w:b/>
+          <w:bCs/>
+          <w:sz w:val="24"/>
+          <w:szCs w:val="24"/>
+          <w:lang w:val="es-419"/>
+        </w:rPr>
+        <w:t>El testeo cambió una funcionalidad concreta: el canal con familias dejó de concebirse como mensajería —que fue rechazada por sumar carga— y pasó a ser constancia de respuesta con horario de atención visible, es decir trazabilidad que protege al docente.</w:t>
+      </w:r>
+    </w:p>
+    <w:p>
+      <w:pPr>
+        <w:rPr>
+          <w:b/>
+          <w:bCs/>
+          <w:sz w:val="24"/>
+          <w:szCs w:val="24"/>
+          <w:lang w:val="es-419"/>
+        </w:rPr>
+      </w:pPr>
+      <w:r>
+        <w:rPr>
+          <w:b/>
+          <w:bCs/>
+          <w:sz w:val="24"/>
+          <w:szCs w:val="24"/>
+          <w:lang w:val="es-419"/>
+        </w:rPr>
+        <w:t>Distinguir reacción espontánea de resultado de test es parte del rigor. Lo recogido hasta ahora es interés declarado ante una descripción verbal; la viabilidad real solo quedará corroborada cronometrando la tarea sobre el prototipo contra una línea base medida.</w:t>
       </w:r>
     </w:p>
     <w:p>
@@ -3045,7 +3123,9 @@
                 <w:szCs w:val="24"/>
                 <w:lang w:val="es-419"/>
               </w:rPr>
-              <w:t>Resultados</w:t>
+              <w:t>Prompt utilizado para organizar la malla receptora:</w:t>
+              <w:br/>
+              <w:t>“Clasifica estas reacciones de las entrevistas en los cuatro cuadrantes de la malla receptora. Reglas: (1) no conviertas una sugerencia del equipo en una crítica del usuario; (2) conserva las reacciones que contradicen nuestra hipótesis; (3) marca explícitamente qué es reacción espontánea y qué sería resultado de un test formal, y no las mezcles.”</w:t>
             </w:r>
           </w:p>
         </w:tc>
